--- a/Documentacion/06 Plan y Seguimiento.docx
+++ b/Documentacion/06 Plan y Seguimiento.docx
@@ -408,47 +408,7 @@
                 <w:szCs w:val="28"/>
                 <w:lang w:val="es-EC"/>
               </w:rPr>
-              <w:t xml:space="preserve">squez, </w:t>
-            </w:r>
-            <w:proofErr w:type="spellStart"/>
-            <w:r>
-              <w:rPr>
-                <w:rFonts w:ascii="Verdana" w:hAnsi="Verdana" w:cs="Times New Roman"/>
-                <w:sz w:val="28"/>
-                <w:szCs w:val="28"/>
-                <w:lang w:val="es-EC"/>
-              </w:rPr>
-              <w:t>Mgtr</w:t>
-            </w:r>
-            <w:proofErr w:type="spellEnd"/>
-            <w:r>
-              <w:rPr>
-                <w:rFonts w:ascii="Verdana" w:hAnsi="Verdana" w:cs="Times New Roman"/>
-                <w:sz w:val="28"/>
-                <w:szCs w:val="28"/>
-                <w:lang w:val="es-EC"/>
-              </w:rPr>
-              <w:t>.,</w:t>
-            </w:r>
-            <w:proofErr w:type="spellStart"/>
-            <w:r>
-              <w:rPr>
-                <w:rFonts w:ascii="Verdana" w:hAnsi="Verdana" w:cs="Times New Roman"/>
-                <w:sz w:val="28"/>
-                <w:szCs w:val="28"/>
-                <w:lang w:val="es-EC"/>
-              </w:rPr>
-              <w:t>Ph.D</w:t>
-            </w:r>
-            <w:proofErr w:type="spellEnd"/>
-            <w:r>
-              <w:rPr>
-                <w:rFonts w:ascii="Verdana" w:hAnsi="Verdana" w:cs="Times New Roman"/>
-                <w:sz w:val="28"/>
-                <w:szCs w:val="28"/>
-                <w:lang w:val="es-EC"/>
-              </w:rPr>
-              <w:t>.(c)</w:t>
+              <w:t>squez, Mgtr.,Ph.D.(c)</w:t>
             </w:r>
           </w:p>
         </w:tc>
@@ -628,54 +588,61 @@
                 <w:szCs w:val="28"/>
                 <w:lang w:val="es-EC"/>
               </w:rPr>
-              <w:t xml:space="preserve">Luis </w:t>
-            </w:r>
-            <w:proofErr w:type="spellStart"/>
-            <w:r>
+              <w:t>Luis Ramirez Conejo</w:t>
+            </w:r>
+          </w:p>
+        </w:tc>
+      </w:tr>
+      <w:tr>
+        <w:tc>
+          <w:tcPr>
+            <w:tcW w:w="2764" w:type="dxa"/>
+          </w:tcPr>
+          <w:p>
+            <w:pPr>
+              <w:jc w:val="center"/>
               <w:rPr>
                 <w:rFonts w:ascii="Verdana" w:hAnsi="Verdana" w:cs="Times New Roman"/>
                 <w:sz w:val="28"/>
                 <w:szCs w:val="28"/>
                 <w:lang w:val="es-EC"/>
               </w:rPr>
-              <w:t>Ramirez</w:t>
-            </w:r>
-            <w:proofErr w:type="spellEnd"/>
-            <w:r>
+            </w:pPr>
+          </w:p>
+        </w:tc>
+        <w:tc>
+          <w:tcPr>
+            <w:tcW w:w="6662" w:type="dxa"/>
+          </w:tcPr>
+          <w:p>
+            <w:pPr>
               <w:rPr>
                 <w:rFonts w:ascii="Verdana" w:hAnsi="Verdana" w:cs="Times New Roman"/>
                 <w:sz w:val="28"/>
                 <w:szCs w:val="28"/>
                 <w:lang w:val="es-EC"/>
               </w:rPr>
-              <w:t xml:space="preserve"> Conejo</w:t>
-            </w:r>
-          </w:p>
-        </w:tc>
-      </w:tr>
-      <w:tr>
-        <w:tc>
-          <w:tcPr>
-            <w:tcW w:w="2764" w:type="dxa"/>
-          </w:tcPr>
-          <w:p>
-            <w:pPr>
-              <w:jc w:val="center"/>
+            </w:pPr>
+            <w:r>
               <w:rPr>
                 <w:rFonts w:ascii="Verdana" w:hAnsi="Verdana" w:cs="Times New Roman"/>
                 <w:sz w:val="28"/>
                 <w:szCs w:val="28"/>
                 <w:lang w:val="es-EC"/>
               </w:rPr>
-            </w:pPr>
-          </w:p>
-        </w:tc>
-        <w:tc>
-          <w:tcPr>
-            <w:tcW w:w="6662" w:type="dxa"/>
-          </w:tcPr>
-          <w:p>
-            <w:pPr>
+              <w:t>Luis Rodriguez Barrera</w:t>
+            </w:r>
+          </w:p>
+        </w:tc>
+      </w:tr>
+      <w:tr>
+        <w:tc>
+          <w:tcPr>
+            <w:tcW w:w="2764" w:type="dxa"/>
+          </w:tcPr>
+          <w:p>
+            <w:pPr>
+              <w:jc w:val="center"/>
               <w:rPr>
                 <w:rFonts w:ascii="Verdana" w:hAnsi="Verdana" w:cs="Times New Roman"/>
                 <w:sz w:val="28"/>
@@ -683,67 +650,29 @@
                 <w:lang w:val="es-EC"/>
               </w:rPr>
             </w:pPr>
-            <w:r>
+          </w:p>
+        </w:tc>
+        <w:tc>
+          <w:tcPr>
+            <w:tcW w:w="6662" w:type="dxa"/>
+          </w:tcPr>
+          <w:p>
+            <w:pPr>
               <w:rPr>
                 <w:rFonts w:ascii="Verdana" w:hAnsi="Verdana" w:cs="Times New Roman"/>
                 <w:sz w:val="28"/>
                 <w:szCs w:val="28"/>
                 <w:lang w:val="es-EC"/>
               </w:rPr>
-              <w:t>Luis Rodriguez Barrera</w:t>
-            </w:r>
-          </w:p>
-        </w:tc>
-      </w:tr>
-      <w:tr>
-        <w:tc>
-          <w:tcPr>
-            <w:tcW w:w="2764" w:type="dxa"/>
-          </w:tcPr>
-          <w:p>
-            <w:pPr>
-              <w:jc w:val="center"/>
+            </w:pPr>
+            <w:r>
               <w:rPr>
                 <w:rFonts w:ascii="Verdana" w:hAnsi="Verdana" w:cs="Times New Roman"/>
                 <w:sz w:val="28"/>
                 <w:szCs w:val="28"/>
                 <w:lang w:val="es-EC"/>
               </w:rPr>
-            </w:pPr>
-          </w:p>
-        </w:tc>
-        <w:tc>
-          <w:tcPr>
-            <w:tcW w:w="6662" w:type="dxa"/>
-          </w:tcPr>
-          <w:p>
-            <w:pPr>
-              <w:rPr>
-                <w:rFonts w:ascii="Verdana" w:hAnsi="Verdana" w:cs="Times New Roman"/>
-                <w:sz w:val="28"/>
-                <w:szCs w:val="28"/>
-                <w:lang w:val="es-EC"/>
-              </w:rPr>
-            </w:pPr>
-            <w:proofErr w:type="spellStart"/>
-            <w:r>
-              <w:rPr>
-                <w:rFonts w:ascii="Verdana" w:hAnsi="Verdana" w:cs="Times New Roman"/>
-                <w:sz w:val="28"/>
-                <w:szCs w:val="28"/>
-                <w:lang w:val="es-EC"/>
-              </w:rPr>
-              <w:t>Victor</w:t>
-            </w:r>
-            <w:proofErr w:type="spellEnd"/>
-            <w:r>
-              <w:rPr>
-                <w:rFonts w:ascii="Verdana" w:hAnsi="Verdana" w:cs="Times New Roman"/>
-                <w:sz w:val="28"/>
-                <w:szCs w:val="28"/>
-                <w:lang w:val="es-EC"/>
-              </w:rPr>
-              <w:t xml:space="preserve"> Tello Bravo</w:t>
+              <w:t>Victor Tello Bravo</w:t>
             </w:r>
           </w:p>
         </w:tc>
@@ -4061,23 +3990,7 @@
                 <w:rFonts w:ascii="Verdana" w:hAnsi="Verdana" w:cs="Times New Roman"/>
                 <w:lang w:val="es-EC"/>
               </w:rPr>
-              <w:t xml:space="preserve">Víctor Tello Bravo – </w:t>
-            </w:r>
-            <w:proofErr w:type="spellStart"/>
-            <w:r>
-              <w:rPr>
-                <w:rFonts w:ascii="Verdana" w:hAnsi="Verdana" w:cs="Times New Roman"/>
-                <w:lang w:val="es-EC"/>
-              </w:rPr>
-              <w:t>Product</w:t>
-            </w:r>
-            <w:proofErr w:type="spellEnd"/>
-            <w:r>
-              <w:rPr>
-                <w:rFonts w:ascii="Verdana" w:hAnsi="Verdana" w:cs="Times New Roman"/>
-                <w:lang w:val="es-EC"/>
-              </w:rPr>
-              <w:t xml:space="preserve"> Owner</w:t>
+              <w:t>Víctor Tello Bravo – Product Owner</w:t>
             </w:r>
           </w:p>
         </w:tc>
@@ -4924,53 +4837,12 @@
                 <w:lang w:val="es-EC"/>
               </w:rPr>
             </w:pPr>
-            <w:proofErr w:type="spellStart"/>
-            <w:r>
-              <w:rPr>
-                <w:rFonts w:ascii="Verdana" w:hAnsi="Verdana"/>
-                <w:lang w:val="es-EC"/>
-              </w:rPr>
-              <w:t>Adicion</w:t>
-            </w:r>
-            <w:proofErr w:type="spellEnd"/>
-            <w:r>
-              <w:rPr>
-                <w:rFonts w:ascii="Verdana" w:hAnsi="Verdana"/>
-                <w:lang w:val="es-EC"/>
-              </w:rPr>
-              <w:t xml:space="preserve"> de actividades y </w:t>
-            </w:r>
-            <w:proofErr w:type="spellStart"/>
-            <w:r>
-              <w:rPr>
-                <w:rFonts w:ascii="Verdana" w:hAnsi="Verdana"/>
-                <w:lang w:val="es-EC"/>
-              </w:rPr>
-              <w:t>desgloce</w:t>
-            </w:r>
-            <w:proofErr w:type="spellEnd"/>
-            <w:r>
-              <w:rPr>
-                <w:rFonts w:ascii="Verdana" w:hAnsi="Verdana"/>
-                <w:lang w:val="es-EC"/>
-              </w:rPr>
-              <w:t xml:space="preserve"> del </w:t>
-            </w:r>
-            <w:proofErr w:type="spellStart"/>
-            <w:r>
-              <w:rPr>
-                <w:rFonts w:ascii="Verdana" w:hAnsi="Verdana"/>
-                <w:lang w:val="es-EC"/>
-              </w:rPr>
-              <w:t>tabajo</w:t>
-            </w:r>
-            <w:proofErr w:type="spellEnd"/>
-            <w:r>
-              <w:rPr>
-                <w:rFonts w:ascii="Verdana" w:hAnsi="Verdana"/>
-                <w:lang w:val="es-EC"/>
-              </w:rPr>
-              <w:t xml:space="preserve"> de sprint 2</w:t>
+            <w:r>
+              <w:rPr>
+                <w:rFonts w:ascii="Verdana" w:hAnsi="Verdana"/>
+                <w:lang w:val="es-EC"/>
+              </w:rPr>
+              <w:t>Adicion de actividades y desgloce del tabajo de sprint 2</w:t>
             </w:r>
           </w:p>
         </w:tc>
@@ -4997,23 +4869,7 @@
                 <w:rFonts w:ascii="Verdana" w:hAnsi="Verdana"/>
                 <w:lang w:val="es-EC"/>
               </w:rPr>
-              <w:t xml:space="preserve"> y </w:t>
-            </w:r>
-            <w:proofErr w:type="spellStart"/>
-            <w:r>
-              <w:rPr>
-                <w:rFonts w:ascii="Verdana" w:hAnsi="Verdana"/>
-                <w:lang w:val="es-EC"/>
-              </w:rPr>
-              <w:t>Victor</w:t>
-            </w:r>
-            <w:proofErr w:type="spellEnd"/>
-            <w:r>
-              <w:rPr>
-                <w:rFonts w:ascii="Verdana" w:hAnsi="Verdana"/>
-                <w:lang w:val="es-EC"/>
-              </w:rPr>
-              <w:t xml:space="preserve"> Tello</w:t>
+              <w:t xml:space="preserve"> y Victor Tello</w:t>
             </w:r>
           </w:p>
         </w:tc>
@@ -5040,22 +4896,11 @@
           <w:sz w:val="32"/>
           <w:szCs w:val="32"/>
         </w:rPr>
-        <w:t xml:space="preserve">Revision y </w:t>
-      </w:r>
-      <w:proofErr w:type="spellStart"/>
-      <w:r>
-        <w:rPr>
-          <w:rFonts w:ascii="Verdana" w:hAnsi="Verdana"/>
-          <w:color w:val="943634" w:themeColor="accent2" w:themeShade="BF"/>
-          <w:sz w:val="32"/>
-          <w:szCs w:val="32"/>
-        </w:rPr>
-        <w:t>Aprobacion</w:t>
+        <w:t>Revision y Aprobacion</w:t>
       </w:r>
       <w:bookmarkEnd w:id="4"/>
       <w:bookmarkEnd w:id="5"/>
       <w:bookmarkEnd w:id="6"/>
-      <w:proofErr w:type="spellEnd"/>
       <w:r>
         <w:rPr>
           <w:rFonts w:ascii="Verdana" w:hAnsi="Verdana"/>
@@ -5404,21 +5249,12 @@
                 <w:lang w:val="es-419"/>
               </w:rPr>
             </w:pPr>
-            <w:proofErr w:type="spellStart"/>
             <w:r>
               <w:rPr>
                 <w:rFonts w:ascii="Verdana" w:hAnsi="Verdana"/>
                 <w:lang w:val="es-419"/>
               </w:rPr>
-              <w:t>Product</w:t>
-            </w:r>
-            <w:proofErr w:type="spellEnd"/>
-            <w:r>
-              <w:rPr>
-                <w:rFonts w:ascii="Verdana" w:hAnsi="Verdana"/>
-                <w:lang w:val="es-419"/>
-              </w:rPr>
-              <w:t xml:space="preserve"> Owner</w:t>
+              <w:t>Product Owner</w:t>
             </w:r>
           </w:p>
         </w:tc>
@@ -5574,23 +5410,7 @@
                 <w:rFonts w:ascii="Verdana" w:hAnsi="Verdana"/>
                 <w:lang w:val="es-419"/>
               </w:rPr>
-              <w:t xml:space="preserve">Ingeniero de </w:t>
-            </w:r>
-            <w:proofErr w:type="spellStart"/>
-            <w:r>
-              <w:rPr>
-                <w:rFonts w:ascii="Verdana" w:hAnsi="Verdana"/>
-                <w:lang w:val="es-419"/>
-              </w:rPr>
-              <w:t>frontend</w:t>
-            </w:r>
-            <w:proofErr w:type="spellEnd"/>
-            <w:r>
-              <w:rPr>
-                <w:rFonts w:ascii="Verdana" w:hAnsi="Verdana"/>
-                <w:lang w:val="es-419"/>
-              </w:rPr>
-              <w:t xml:space="preserve">, UI/UX y accesibilidad </w:t>
+              <w:t xml:space="preserve">Ingeniero de frontend, UI/UX y accesibilidad </w:t>
             </w:r>
           </w:p>
         </w:tc>
@@ -5668,23 +5488,7 @@
                 <w:rFonts w:ascii="Verdana" w:hAnsi="Verdana"/>
                 <w:lang w:val="es-419"/>
               </w:rPr>
-              <w:t xml:space="preserve">Ingeniero de </w:t>
-            </w:r>
-            <w:proofErr w:type="spellStart"/>
-            <w:r>
-              <w:rPr>
-                <w:rFonts w:ascii="Verdana" w:hAnsi="Verdana"/>
-                <w:lang w:val="es-419"/>
-              </w:rPr>
-              <w:t>backend</w:t>
-            </w:r>
-            <w:proofErr w:type="spellEnd"/>
-            <w:r>
-              <w:rPr>
-                <w:rFonts w:ascii="Verdana" w:hAnsi="Verdana"/>
-                <w:lang w:val="es-419"/>
-              </w:rPr>
-              <w:t xml:space="preserve"> y datos</w:t>
+              <w:t>Ingeniero de backend y datos</w:t>
             </w:r>
           </w:p>
         </w:tc>
@@ -5812,21 +5616,9 @@
           <w:lang w:val="es-EC"/>
         </w:rPr>
         <w:lastRenderedPageBreak/>
-        <w:t xml:space="preserve">Plan general de </w:t>
-      </w:r>
-      <w:proofErr w:type="spellStart"/>
-      <w:r>
-        <w:rPr>
-          <w:rFonts w:ascii="Verdana" w:hAnsi="Verdana"/>
-          <w:color w:val="943634" w:themeColor="accent2" w:themeShade="BF"/>
-          <w:sz w:val="32"/>
-          <w:szCs w:val="32"/>
-          <w:lang w:val="es-EC"/>
-        </w:rPr>
-        <w:t>sprints</w:t>
+        <w:t>Plan general de sprints</w:t>
       </w:r>
       <w:bookmarkEnd w:id="7"/>
-      <w:proofErr w:type="spellEnd"/>
     </w:p>
     <w:tbl>
       <w:tblPr>
@@ -5884,7 +5676,6 @@
                 <w:color w:val="FFFFFF" w:themeColor="background1"/>
               </w:rPr>
             </w:pPr>
-            <w:proofErr w:type="spellStart"/>
             <w:r>
               <w:rPr>
                 <w:rFonts w:ascii="Verdana" w:hAnsi="Verdana"/>
@@ -5894,7 +5685,6 @@
               </w:rPr>
               <w:t>Periodo</w:t>
             </w:r>
-            <w:proofErr w:type="spellEnd"/>
           </w:p>
         </w:tc>
         <w:tc>
@@ -5913,7 +5703,6 @@
                 <w:color w:val="FFFFFF" w:themeColor="background1"/>
               </w:rPr>
             </w:pPr>
-            <w:proofErr w:type="spellStart"/>
             <w:r>
               <w:rPr>
                 <w:rFonts w:ascii="Verdana" w:hAnsi="Verdana"/>
@@ -5921,67 +5710,35 @@
                 <w:bCs/>
                 <w:color w:val="FFFFFF" w:themeColor="background1"/>
               </w:rPr>
-              <w:t>Objetivo</w:t>
-            </w:r>
-            <w:proofErr w:type="spellEnd"/>
-            <w:r>
+              <w:t>Objetivo general</w:t>
+            </w:r>
+          </w:p>
+        </w:tc>
+        <w:tc>
+          <w:tcPr>
+            <w:tcW w:w="0" w:type="auto"/>
+            <w:shd w:val="clear" w:color="auto" w:fill="943634" w:themeFill="accent2" w:themeFillShade="BF"/>
+            <w:hideMark/>
+          </w:tcPr>
+          <w:p>
+            <w:pPr>
+              <w:jc w:val="center"/>
               <w:rPr>
                 <w:rFonts w:ascii="Verdana" w:hAnsi="Verdana"/>
                 <w:b/>
                 <w:bCs/>
                 <w:color w:val="FFFFFF" w:themeColor="background1"/>
               </w:rPr>
-              <w:t xml:space="preserve"> general</w:t>
-            </w:r>
-          </w:p>
-        </w:tc>
-        <w:tc>
-          <w:tcPr>
-            <w:tcW w:w="0" w:type="auto"/>
-            <w:shd w:val="clear" w:color="auto" w:fill="943634" w:themeFill="accent2" w:themeFillShade="BF"/>
-            <w:hideMark/>
-          </w:tcPr>
-          <w:p>
-            <w:pPr>
-              <w:jc w:val="center"/>
+            </w:pPr>
+            <w:r>
               <w:rPr>
                 <w:rFonts w:ascii="Verdana" w:hAnsi="Verdana"/>
                 <w:b/>
                 <w:bCs/>
                 <w:color w:val="FFFFFF" w:themeColor="background1"/>
               </w:rPr>
-            </w:pPr>
-            <w:proofErr w:type="spellStart"/>
-            <w:r>
-              <w:rPr>
-                <w:rFonts w:ascii="Verdana" w:hAnsi="Verdana"/>
-                <w:b/>
-                <w:bCs/>
-                <w:color w:val="FFFFFF" w:themeColor="background1"/>
-              </w:rPr>
-              <w:t>Resultado</w:t>
-            </w:r>
-            <w:proofErr w:type="spellEnd"/>
-            <w:r>
-              <w:rPr>
-                <w:rFonts w:ascii="Verdana" w:hAnsi="Verdana"/>
-                <w:b/>
-                <w:bCs/>
-                <w:color w:val="FFFFFF" w:themeColor="background1"/>
-              </w:rPr>
-              <w:t xml:space="preserve"> </w:t>
-            </w:r>
-            <w:proofErr w:type="spellStart"/>
-            <w:r>
-              <w:rPr>
-                <w:rFonts w:ascii="Verdana" w:hAnsi="Verdana"/>
-                <w:b/>
-                <w:bCs/>
-                <w:color w:val="FFFFFF" w:themeColor="background1"/>
-              </w:rPr>
-              <w:t>esperado</w:t>
-            </w:r>
-            <w:proofErr w:type="spellEnd"/>
+              <w:t>Resultado esperado</w:t>
+            </w:r>
           </w:p>
         </w:tc>
       </w:tr>
@@ -6102,16 +5859,8 @@
               <w:rPr>
                 <w:rFonts w:ascii="Verdana" w:hAnsi="Verdana"/>
               </w:rPr>
-              <w:t xml:space="preserve">Por </w:t>
-            </w:r>
-            <w:proofErr w:type="spellStart"/>
-            <w:r>
-              <w:rPr>
-                <w:rFonts w:ascii="Verdana" w:hAnsi="Verdana"/>
-              </w:rPr>
-              <w:t>definir</w:t>
-            </w:r>
-            <w:proofErr w:type="spellEnd"/>
+              <w:t>Por definir</w:t>
+            </w:r>
           </w:p>
         </w:tc>
         <w:tc>
@@ -6192,16 +5941,8 @@
               <w:rPr>
                 <w:rFonts w:ascii="Verdana" w:hAnsi="Verdana"/>
               </w:rPr>
-              <w:t xml:space="preserve">Por </w:t>
-            </w:r>
-            <w:proofErr w:type="spellStart"/>
-            <w:r>
-              <w:rPr>
-                <w:rFonts w:ascii="Verdana" w:hAnsi="Verdana"/>
-              </w:rPr>
-              <w:t>definir</w:t>
-            </w:r>
-            <w:proofErr w:type="spellEnd"/>
+              <w:t>Por definir</w:t>
+            </w:r>
           </w:p>
         </w:tc>
         <w:tc>
@@ -6282,16 +6023,8 @@
               <w:rPr>
                 <w:rFonts w:ascii="Verdana" w:hAnsi="Verdana"/>
               </w:rPr>
-              <w:t xml:space="preserve">Por </w:t>
-            </w:r>
-            <w:proofErr w:type="spellStart"/>
-            <w:r>
-              <w:rPr>
-                <w:rFonts w:ascii="Verdana" w:hAnsi="Verdana"/>
-              </w:rPr>
-              <w:t>definir</w:t>
-            </w:r>
-            <w:proofErr w:type="spellEnd"/>
+              <w:t>Por definir</w:t>
+            </w:r>
           </w:p>
         </w:tc>
         <w:tc>
@@ -6466,25 +6199,7 @@
           <w:sz w:val="22"/>
           <w:szCs w:val="22"/>
         </w:rPr>
-        <w:t xml:space="preserve">a construcción del </w:t>
-      </w:r>
-      <w:proofErr w:type="spellStart"/>
-      <w:r>
-        <w:rPr>
-          <w:rFonts w:ascii="Verdana" w:hAnsi="Verdana"/>
-          <w:sz w:val="22"/>
-          <w:szCs w:val="22"/>
-        </w:rPr>
-        <w:t>Product</w:t>
-      </w:r>
-      <w:proofErr w:type="spellEnd"/>
-      <w:r>
-        <w:rPr>
-          <w:rFonts w:ascii="Verdana" w:hAnsi="Verdana"/>
-          <w:sz w:val="22"/>
-          <w:szCs w:val="22"/>
-        </w:rPr>
-        <w:t xml:space="preserve"> Backlog</w:t>
+        <w:t>a construcción del Product Backlog</w:t>
       </w:r>
     </w:p>
     <w:p>
@@ -6544,25 +6259,7 @@
           <w:sz w:val="22"/>
           <w:szCs w:val="22"/>
         </w:rPr>
-        <w:t xml:space="preserve">a elaboración de los artefactos iniciales necesarios para orientar los siguientes </w:t>
-      </w:r>
-      <w:proofErr w:type="spellStart"/>
-      <w:r>
-        <w:rPr>
-          <w:rFonts w:ascii="Verdana" w:hAnsi="Verdana"/>
-          <w:sz w:val="22"/>
-          <w:szCs w:val="22"/>
-        </w:rPr>
-        <w:t>sprints</w:t>
-      </w:r>
-      <w:proofErr w:type="spellEnd"/>
-      <w:r>
-        <w:rPr>
-          <w:rFonts w:ascii="Verdana" w:hAnsi="Verdana"/>
-          <w:sz w:val="22"/>
-          <w:szCs w:val="22"/>
-        </w:rPr>
-        <w:t>.</w:t>
+        <w:t>a elaboración de los artefactos iniciales necesarios para orientar los siguientes sprints.</w:t>
       </w:r>
     </w:p>
     <w:p>
@@ -9081,7 +8778,6 @@
               </w:rPr>
               <w:t xml:space="preserve">Tablero configurado con los estados </w:t>
             </w:r>
-            <w:proofErr w:type="spellStart"/>
             <w:r>
               <w:rPr>
                 <w:rFonts w:ascii="Verdana" w:hAnsi="Verdana"/>
@@ -9089,9 +8785,15 @@
                 <w:iCs/>
                 <w:lang w:val="es-EC"/>
               </w:rPr>
-              <w:t>To</w:t>
-            </w:r>
-            <w:proofErr w:type="spellEnd"/>
+              <w:t>To Do</w:t>
+            </w:r>
+            <w:r>
+              <w:rPr>
+                <w:rFonts w:ascii="Verdana" w:hAnsi="Verdana"/>
+                <w:lang w:val="es-EC"/>
+              </w:rPr>
+              <w:t xml:space="preserve">, </w:t>
+            </w:r>
             <w:r>
               <w:rPr>
                 <w:rFonts w:ascii="Verdana" w:hAnsi="Verdana"/>
@@ -9099,7 +8801,7 @@
                 <w:iCs/>
                 <w:lang w:val="es-EC"/>
               </w:rPr>
-              <w:t xml:space="preserve"> Do</w:t>
+              <w:t>In Progress</w:t>
             </w:r>
             <w:r>
               <w:rPr>
@@ -9115,46 +8817,8 @@
                 <w:iCs/>
                 <w:lang w:val="es-EC"/>
               </w:rPr>
-              <w:t xml:space="preserve">In </w:t>
-            </w:r>
-            <w:proofErr w:type="spellStart"/>
-            <w:r>
-              <w:rPr>
-                <w:rFonts w:ascii="Verdana" w:hAnsi="Verdana"/>
-                <w:i/>
-                <w:iCs/>
-                <w:lang w:val="es-EC"/>
-              </w:rPr>
-              <w:t>Progress</w:t>
-            </w:r>
-            <w:proofErr w:type="spellEnd"/>
-            <w:r>
-              <w:rPr>
-                <w:rFonts w:ascii="Verdana" w:hAnsi="Verdana"/>
-                <w:lang w:val="es-EC"/>
-              </w:rPr>
-              <w:t xml:space="preserve">, </w:t>
-            </w:r>
-            <w:r>
-              <w:rPr>
-                <w:rFonts w:ascii="Verdana" w:hAnsi="Verdana"/>
-                <w:i/>
-                <w:iCs/>
-                <w:lang w:val="es-EC"/>
-              </w:rPr>
-              <w:t xml:space="preserve">In </w:t>
-            </w:r>
-            <w:proofErr w:type="spellStart"/>
-            <w:r>
-              <w:rPr>
-                <w:rFonts w:ascii="Verdana" w:hAnsi="Verdana"/>
-                <w:i/>
-                <w:iCs/>
-                <w:lang w:val="es-EC"/>
-              </w:rPr>
-              <w:t>Review</w:t>
-            </w:r>
-            <w:proofErr w:type="spellEnd"/>
+              <w:t>In Review</w:t>
+            </w:r>
             <w:r>
               <w:rPr>
                 <w:rFonts w:ascii="Verdana" w:hAnsi="Verdana"/>
@@ -12439,23 +12103,7 @@
           <w:rFonts w:ascii="Verdana" w:hAnsi="Verdana"/>
           <w:lang w:val="es-EC"/>
         </w:rPr>
-        <w:t xml:space="preserve">Víctor Tello Bravo revisará funcionalmente todas las épicas como </w:t>
-      </w:r>
-      <w:proofErr w:type="spellStart"/>
-      <w:r>
-        <w:rPr>
-          <w:rFonts w:ascii="Verdana" w:hAnsi="Verdana"/>
-          <w:lang w:val="es-EC"/>
-        </w:rPr>
-        <w:t>Product</w:t>
-      </w:r>
-      <w:proofErr w:type="spellEnd"/>
-      <w:r>
-        <w:rPr>
-          <w:rFonts w:ascii="Verdana" w:hAnsi="Verdana"/>
-          <w:lang w:val="es-EC"/>
-        </w:rPr>
-        <w:t xml:space="preserve"> Owner; Alex Mendoza Morante facilitará su planificación y seguimiento como Scrum Master; y Luis Rodríguez Barrera verificará transversalmente los criterios de calidad, pruebas y seguridad aplicables.</w:t>
+        <w:t>Víctor Tello Bravo revisará funcionalmente todas las épicas como Product Owner; Alex Mendoza Morante facilitará su planificación y seguimiento como Scrum Master; y Luis Rodríguez Barrera verificará transversalmente los criterios de calidad, pruebas y seguridad aplicables.</w:t>
       </w:r>
     </w:p>
     <w:p>
@@ -16795,7 +16443,6 @@
         </w:rPr>
       </w:pPr>
       <w:bookmarkStart w:id="21" w:name="_Toc238482118"/>
-      <w:proofErr w:type="spellStart"/>
       <w:r>
         <w:rPr>
           <w:rFonts w:ascii="Verdana" w:hAnsi="Verdana"/>
@@ -16804,18 +16451,7 @@
           <w:szCs w:val="32"/>
           <w:lang w:val="es-EC"/>
         </w:rPr>
-        <w:t>Configuracion</w:t>
-      </w:r>
-      <w:proofErr w:type="spellEnd"/>
-      <w:r>
-        <w:rPr>
-          <w:rFonts w:ascii="Verdana" w:hAnsi="Verdana"/>
-          <w:color w:val="943634" w:themeColor="accent2" w:themeShade="BF"/>
-          <w:sz w:val="32"/>
-          <w:szCs w:val="32"/>
-          <w:lang w:val="es-EC"/>
-        </w:rPr>
-        <w:t xml:space="preserve"> de Jira y del tablero</w:t>
+        <w:t>Configuracion de Jira y del tablero</w:t>
       </w:r>
       <w:bookmarkEnd w:id="21"/>
       <w:r>
@@ -18058,7 +17694,6 @@
         </w:rPr>
       </w:pPr>
       <w:bookmarkStart w:id="22" w:name="_Toc238482119"/>
-      <w:proofErr w:type="spellStart"/>
       <w:r>
         <w:rPr>
           <w:rFonts w:ascii="Verdana" w:hAnsi="Verdana"/>
@@ -18067,18 +17702,7 @@
           <w:szCs w:val="32"/>
           <w:lang w:val="es-EC"/>
         </w:rPr>
-        <w:t>Documentacion</w:t>
-      </w:r>
-      <w:proofErr w:type="spellEnd"/>
-      <w:r>
-        <w:rPr>
-          <w:rFonts w:ascii="Verdana" w:hAnsi="Verdana"/>
-          <w:color w:val="943634" w:themeColor="accent2" w:themeShade="BF"/>
-          <w:sz w:val="32"/>
-          <w:szCs w:val="32"/>
-          <w:lang w:val="es-EC"/>
-        </w:rPr>
-        <w:t xml:space="preserve"> y Modelado</w:t>
+        <w:t>Documentacion y Modelado</w:t>
       </w:r>
       <w:bookmarkEnd w:id="22"/>
       <w:r>
@@ -20982,43 +20606,9 @@
           <w:szCs w:val="32"/>
           <w:lang w:val="es-EC"/>
         </w:rPr>
-        <w:t xml:space="preserve">Unidades de trabajo del </w:t>
-      </w:r>
-      <w:proofErr w:type="spellStart"/>
-      <w:r>
-        <w:rPr>
-          <w:rFonts w:ascii="Verdana" w:hAnsi="Verdana"/>
-          <w:color w:val="943634" w:themeColor="accent2" w:themeShade="BF"/>
-          <w:sz w:val="32"/>
-          <w:szCs w:val="32"/>
-          <w:lang w:val="es-EC"/>
-        </w:rPr>
-        <w:t>product</w:t>
-      </w:r>
-      <w:proofErr w:type="spellEnd"/>
-      <w:r>
-        <w:rPr>
-          <w:rFonts w:ascii="Verdana" w:hAnsi="Verdana"/>
-          <w:color w:val="943634" w:themeColor="accent2" w:themeShade="BF"/>
-          <w:sz w:val="32"/>
-          <w:szCs w:val="32"/>
-          <w:lang w:val="es-EC"/>
-        </w:rPr>
-        <w:t xml:space="preserve"> </w:t>
-      </w:r>
-      <w:proofErr w:type="spellStart"/>
-      <w:r>
-        <w:rPr>
-          <w:rFonts w:ascii="Verdana" w:hAnsi="Verdana"/>
-          <w:color w:val="943634" w:themeColor="accent2" w:themeShade="BF"/>
-          <w:sz w:val="32"/>
-          <w:szCs w:val="32"/>
-          <w:lang w:val="es-EC"/>
-        </w:rPr>
-        <w:t>owner</w:t>
+        <w:t>Unidades de trabajo del product owner</w:t>
       </w:r>
       <w:bookmarkEnd w:id="24"/>
-      <w:proofErr w:type="spellEnd"/>
     </w:p>
     <w:p>
       <w:pPr>
@@ -21800,21 +21390,12 @@
                 <w:lang w:val="es-EC"/>
               </w:rPr>
             </w:pPr>
-            <w:proofErr w:type="spellStart"/>
-            <w:r>
-              <w:rPr>
-                <w:rFonts w:ascii="Verdana" w:hAnsi="Verdana"/>
-                <w:lang w:val="es-EC"/>
-              </w:rPr>
-              <w:t>Product</w:t>
-            </w:r>
-            <w:proofErr w:type="spellEnd"/>
-            <w:r>
-              <w:rPr>
-                <w:rFonts w:ascii="Verdana" w:hAnsi="Verdana"/>
-                <w:lang w:val="es-EC"/>
-              </w:rPr>
-              <w:t xml:space="preserve"> Backlog revisado</w:t>
+            <w:r>
+              <w:rPr>
+                <w:rFonts w:ascii="Verdana" w:hAnsi="Verdana"/>
+                <w:lang w:val="es-EC"/>
+              </w:rPr>
+              <w:t>Product Backlog revisado</w:t>
             </w:r>
           </w:p>
         </w:tc>
@@ -21860,23 +21441,7 @@
                 <w:rFonts w:ascii="Verdana" w:hAnsi="Verdana"/>
                 <w:lang w:val="es-EC"/>
               </w:rPr>
-              <w:t xml:space="preserve">Actualizar el </w:t>
-            </w:r>
-            <w:proofErr w:type="spellStart"/>
-            <w:r>
-              <w:rPr>
-                <w:rFonts w:ascii="Verdana" w:hAnsi="Verdana"/>
-                <w:lang w:val="es-EC"/>
-              </w:rPr>
-              <w:t>Product</w:t>
-            </w:r>
-            <w:proofErr w:type="spellEnd"/>
-            <w:r>
-              <w:rPr>
-                <w:rFonts w:ascii="Verdana" w:hAnsi="Verdana"/>
-                <w:lang w:val="es-EC"/>
-              </w:rPr>
-              <w:t xml:space="preserve"> Backlog</w:t>
+              <w:t>Actualizar el Product Backlog</w:t>
             </w:r>
           </w:p>
         </w:tc>
@@ -21915,21 +21480,12 @@
                 <w:lang w:val="es-EC"/>
               </w:rPr>
             </w:pPr>
-            <w:proofErr w:type="spellStart"/>
-            <w:r>
-              <w:rPr>
-                <w:rFonts w:ascii="Verdana" w:hAnsi="Verdana"/>
-                <w:lang w:val="es-EC"/>
-              </w:rPr>
-              <w:t>Product</w:t>
-            </w:r>
-            <w:proofErr w:type="spellEnd"/>
-            <w:r>
-              <w:rPr>
-                <w:rFonts w:ascii="Verdana" w:hAnsi="Verdana"/>
-                <w:lang w:val="es-EC"/>
-              </w:rPr>
-              <w:t xml:space="preserve"> Backlog actualizado</w:t>
+            <w:r>
+              <w:rPr>
+                <w:rFonts w:ascii="Verdana" w:hAnsi="Verdana"/>
+                <w:lang w:val="es-EC"/>
+              </w:rPr>
+              <w:t>Product Backlog actualizado</w:t>
             </w:r>
           </w:p>
         </w:tc>
@@ -22272,23 +21828,7 @@
                 <w:rFonts w:ascii="Verdana" w:hAnsi="Verdana"/>
                 <w:lang w:val="es-EC"/>
               </w:rPr>
-              <w:t xml:space="preserve">Validar el orden del </w:t>
-            </w:r>
-            <w:proofErr w:type="spellStart"/>
-            <w:r>
-              <w:rPr>
-                <w:rFonts w:ascii="Verdana" w:hAnsi="Verdana"/>
-                <w:lang w:val="es-EC"/>
-              </w:rPr>
-              <w:t>Product</w:t>
-            </w:r>
-            <w:proofErr w:type="spellEnd"/>
-            <w:r>
-              <w:rPr>
-                <w:rFonts w:ascii="Verdana" w:hAnsi="Verdana"/>
-                <w:lang w:val="es-EC"/>
-              </w:rPr>
-              <w:t xml:space="preserve"> Backlog</w:t>
+              <w:t>Validar el orden del Product Backlog</w:t>
             </w:r>
           </w:p>
         </w:tc>
@@ -22738,23 +22278,7 @@
                 <w:rFonts w:ascii="Verdana" w:hAnsi="Verdana"/>
                 <w:lang w:val="es-EC"/>
               </w:rPr>
-              <w:t xml:space="preserve">Presentar el </w:t>
-            </w:r>
-            <w:proofErr w:type="spellStart"/>
-            <w:r>
-              <w:rPr>
-                <w:rFonts w:ascii="Verdana" w:hAnsi="Verdana"/>
-                <w:lang w:val="es-EC"/>
-              </w:rPr>
-              <w:t>Product</w:t>
-            </w:r>
-            <w:proofErr w:type="spellEnd"/>
-            <w:r>
-              <w:rPr>
-                <w:rFonts w:ascii="Verdana" w:hAnsi="Verdana"/>
-                <w:lang w:val="es-EC"/>
-              </w:rPr>
-              <w:t xml:space="preserve"> Backlog priorizado</w:t>
+              <w:t>Presentar el Product Backlog priorizado</w:t>
             </w:r>
           </w:p>
         </w:tc>
@@ -25467,21 +24991,7 @@
         <w:rPr>
           <w:rFonts w:ascii="Verdana" w:hAnsi="Verdana"/>
         </w:rPr>
-        <w:t xml:space="preserve">ACT-S2-01: </w:t>
-      </w:r>
-      <w:proofErr w:type="spellStart"/>
-      <w:r>
-        <w:rPr>
-          <w:rFonts w:ascii="Verdana" w:hAnsi="Verdana"/>
-        </w:rPr>
-        <w:t>Planificar</w:t>
-      </w:r>
-      <w:proofErr w:type="spellEnd"/>
-      <w:r>
-        <w:rPr>
-          <w:rFonts w:ascii="Verdana" w:hAnsi="Verdana"/>
-        </w:rPr>
-        <w:t xml:space="preserve"> el Sprint 2. </w:t>
+        <w:t xml:space="preserve">ACT-S2-01: Planificar el Sprint 2. </w:t>
       </w:r>
     </w:p>
     <w:p>
@@ -25729,39 +25239,7 @@
           <w:rFonts w:ascii="Verdana" w:hAnsi="Verdana"/>
           <w:lang w:val="es-EC"/>
         </w:rPr>
-        <w:t xml:space="preserve">Incluye la identificación de tareas de arquitectura, </w:t>
-      </w:r>
-      <w:proofErr w:type="spellStart"/>
-      <w:r>
-        <w:rPr>
-          <w:rFonts w:ascii="Verdana" w:hAnsi="Verdana"/>
-          <w:lang w:val="es-EC"/>
-        </w:rPr>
-        <w:t>frontend</w:t>
-      </w:r>
-      <w:proofErr w:type="spellEnd"/>
-      <w:r>
-        <w:rPr>
-          <w:rFonts w:ascii="Verdana" w:hAnsi="Verdana"/>
-          <w:lang w:val="es-EC"/>
-        </w:rPr>
-        <w:t xml:space="preserve">, </w:t>
-      </w:r>
-      <w:proofErr w:type="spellStart"/>
-      <w:r>
-        <w:rPr>
-          <w:rFonts w:ascii="Verdana" w:hAnsi="Verdana"/>
-          <w:lang w:val="es-EC"/>
-        </w:rPr>
-        <w:t>backend</w:t>
-      </w:r>
-      <w:proofErr w:type="spellEnd"/>
-      <w:r>
-        <w:rPr>
-          <w:rFonts w:ascii="Verdana" w:hAnsi="Verdana"/>
-          <w:lang w:val="es-EC"/>
-        </w:rPr>
-        <w:t>, datos, pruebas, seguridad y documentación, así como su creación, relación y asignación en Jira.</w:t>
+        <w:t>Incluye la identificación de tareas de arquitectura, frontend, backend, datos, pruebas, seguridad y documentación, así como su creación, relación y asignación en Jira.</w:t>
       </w:r>
     </w:p>
     <w:p>
@@ -26333,23 +25811,7 @@
                 <w:rFonts w:ascii="Verdana" w:hAnsi="Verdana"/>
                 <w:lang w:val="es-EC"/>
               </w:rPr>
-              <w:t xml:space="preserve">Diseño textual de clases, </w:t>
-            </w:r>
-            <w:proofErr w:type="spellStart"/>
-            <w:r>
-              <w:rPr>
-                <w:rFonts w:ascii="Verdana" w:hAnsi="Verdana"/>
-                <w:lang w:val="es-EC"/>
-              </w:rPr>
-              <w:t>backend</w:t>
-            </w:r>
-            <w:proofErr w:type="spellEnd"/>
-            <w:r>
-              <w:rPr>
-                <w:rFonts w:ascii="Verdana" w:hAnsi="Verdana"/>
-                <w:lang w:val="es-EC"/>
-              </w:rPr>
-              <w:t xml:space="preserve"> y datos.</w:t>
+              <w:t>Diseño textual de clases, backend y datos.</w:t>
             </w:r>
           </w:p>
         </w:tc>
@@ -27334,23 +26796,7 @@
           <w:rFonts w:ascii="Verdana" w:hAnsi="Verdana"/>
           <w:lang w:val="es-EC"/>
         </w:rPr>
-        <w:t xml:space="preserve">El Scrum Master supervisará la actualización del tablero y gestionará los impedimentos; el </w:t>
-      </w:r>
-      <w:proofErr w:type="spellStart"/>
-      <w:r>
-        <w:rPr>
-          <w:rFonts w:ascii="Verdana" w:hAnsi="Verdana"/>
-          <w:lang w:val="es-EC"/>
-        </w:rPr>
-        <w:t>Product</w:t>
-      </w:r>
-      <w:proofErr w:type="spellEnd"/>
-      <w:r>
-        <w:rPr>
-          <w:rFonts w:ascii="Verdana" w:hAnsi="Verdana"/>
-          <w:lang w:val="es-EC"/>
-        </w:rPr>
-        <w:t xml:space="preserve"> Owner revisará los resultados funcionales; los responsables técnicos ejecutarán las unidades asignadas; y el responsable de calidad verificará los criterios de finalización y las evidencias.</w:t>
+        <w:t>El Scrum Master supervisará la actualización del tablero y gestionará los impedimentos; el Product Owner revisará los resultados funcionales; los responsables técnicos ejecutarán las unidades asignadas; y el responsable de calidad verificará los criterios de finalización y las evidencias.</w:t>
       </w:r>
     </w:p>
     <w:p>
@@ -27904,23 +27350,7 @@
           <w:rFonts w:ascii="Verdana" w:hAnsi="Verdana"/>
           <w:lang w:val="es-EC"/>
         </w:rPr>
-        <w:t xml:space="preserve">Durante cada Sprint, el </w:t>
-      </w:r>
-      <w:proofErr w:type="spellStart"/>
-      <w:r>
-        <w:rPr>
-          <w:rFonts w:ascii="Verdana" w:hAnsi="Verdana"/>
-          <w:lang w:val="es-EC"/>
-        </w:rPr>
-        <w:t>Product</w:t>
-      </w:r>
-      <w:proofErr w:type="spellEnd"/>
-      <w:r>
-        <w:rPr>
-          <w:rFonts w:ascii="Verdana" w:hAnsi="Verdana"/>
-          <w:lang w:val="es-EC"/>
-        </w:rPr>
-        <w:t xml:space="preserve"> Owner seleccionará y priorizará las historias de usuario que aporten mayor valor al incremento. El Scrum Master facilitará la planificación y el seguimiento, mientras que los responsables de cada épica coordinarán su análisis, desarrollo, integración y documentación.</w:t>
+        <w:t>Durante cada Sprint, el Product Owner seleccionará y priorizará las historias de usuario que aporten mayor valor al incremento. El Scrum Master facilitará la planificación y el seguimiento, mientras que los responsables de cada épica coordinarán su análisis, desarrollo, integración y documentación.</w:t>
       </w:r>
     </w:p>
     <w:p>
@@ -28084,23 +27514,7 @@
           <w:rFonts w:ascii="Verdana" w:hAnsi="Verdana"/>
           <w:lang w:val="es-EC"/>
         </w:rPr>
-        <w:t xml:space="preserve">Haya sido revisada y aceptada por el </w:t>
-      </w:r>
-      <w:proofErr w:type="spellStart"/>
-      <w:r>
-        <w:rPr>
-          <w:rFonts w:ascii="Verdana" w:hAnsi="Verdana"/>
-          <w:lang w:val="es-EC"/>
-        </w:rPr>
-        <w:t>Product</w:t>
-      </w:r>
-      <w:proofErr w:type="spellEnd"/>
-      <w:r>
-        <w:rPr>
-          <w:rFonts w:ascii="Verdana" w:hAnsi="Verdana"/>
-          <w:lang w:val="es-EC"/>
-        </w:rPr>
-        <w:t xml:space="preserve"> Owner.</w:t>
+        <w:t>Haya sido revisada y aceptada por el Product Owner.</w:t>
       </w:r>
     </w:p>
     <w:p>
@@ -28132,6 +27546,7 @@
           <w:szCs w:val="32"/>
           <w:lang w:val="es-EC"/>
         </w:rPr>
+        <w:lastRenderedPageBreak/>
         <w:t>Modelo Kanban-Scrum</w:t>
       </w:r>
       <w:bookmarkStart w:id="34" w:name="_Toc238294045"/>
@@ -28140,6 +27555,53 @@
     </w:p>
     <w:p>
       <w:pPr>
+        <w:rPr>
+          <w:lang w:val="es-EC"/>
+        </w:rPr>
+      </w:pPr>
+      <w:r>
+        <w:rPr>
+          <w:lang w:val="es-EC"/>
+        </w:rPr>
+        <w:drawing>
+          <wp:inline distT="0" distB="0" distL="0" distR="0" wp14:anchorId="4D332D6F" wp14:editId="201323CF">
+            <wp:extent cx="5943600" cy="4655820"/>
+            <wp:effectExtent l="0" t="0" r="0" b="0"/>
+            <wp:docPr id="1099081066" name="Imagen 1"/>
+            <wp:cNvGraphicFramePr>
+              <a:graphicFrameLocks xmlns:a="http://schemas.openxmlformats.org/drawingml/2006/main" noChangeAspect="1"/>
+            </wp:cNvGraphicFramePr>
+            <a:graphic xmlns:a="http://schemas.openxmlformats.org/drawingml/2006/main">
+              <a:graphicData uri="http://schemas.openxmlformats.org/drawingml/2006/picture">
+                <pic:pic xmlns:pic="http://schemas.openxmlformats.org/drawingml/2006/picture">
+                  <pic:nvPicPr>
+                    <pic:cNvPr id="1099081066" name=""/>
+                    <pic:cNvPicPr/>
+                  </pic:nvPicPr>
+                  <pic:blipFill>
+                    <a:blip r:embed="rId9"/>
+                    <a:stretch>
+                      <a:fillRect/>
+                    </a:stretch>
+                  </pic:blipFill>
+                  <pic:spPr>
+                    <a:xfrm>
+                      <a:off x="0" y="0"/>
+                      <a:ext cx="5943600" cy="4655820"/>
+                    </a:xfrm>
+                    <a:prstGeom prst="rect">
+                      <a:avLst/>
+                    </a:prstGeom>
+                  </pic:spPr>
+                </pic:pic>
+              </a:graphicData>
+            </a:graphic>
+          </wp:inline>
+        </w:drawing>
+      </w:r>
+    </w:p>
+    <w:p>
+      <w:pPr>
         <w:spacing w:after="0"/>
         <w:jc w:val="both"/>
         <w:rPr>
@@ -28152,23 +27614,7 @@
           <w:rFonts w:ascii="Verdana" w:hAnsi="Verdana"/>
           <w:lang w:val="es-EC"/>
         </w:rPr>
-        <w:t xml:space="preserve">Para organizar y supervisar las actividades del proyecto Barrio Solidario se utiliza un modelo híbrido Kanban-Scrum mediante Jira. Scrum permite trabajar en periodos definidos denominados </w:t>
-      </w:r>
-      <w:proofErr w:type="spellStart"/>
-      <w:r>
-        <w:rPr>
-          <w:rFonts w:ascii="Verdana" w:hAnsi="Verdana"/>
-          <w:lang w:val="es-EC"/>
-        </w:rPr>
-        <w:t>sprints</w:t>
-      </w:r>
-      <w:proofErr w:type="spellEnd"/>
-      <w:r>
-        <w:rPr>
-          <w:rFonts w:ascii="Verdana" w:hAnsi="Verdana"/>
-          <w:lang w:val="es-EC"/>
-        </w:rPr>
-        <w:t>, establecer una meta y seleccionar las historias de usuario que serán desarrolladas. Kanban complementa este proceso mediante un tablero visual que permite conocer el estado de cada historia, identificar bloqueos y controlar el avance del equipo.</w:t>
+        <w:t>Para organizar y supervisar las actividades del proyecto Barrio Solidario se utiliza un modelo híbrido Kanban-Scrum mediante Jira. Scrum permite trabajar en periodos definidos denominados sprints, establecer una meta y seleccionar las historias de usuario que serán desarrolladas. Kanban complementa este proceso mediante un tablero visual que permite conocer el estado de cada historia, identificar bloqueos y controlar el avance del equipo.</w:t>
       </w:r>
     </w:p>
     <w:p>
@@ -28297,7 +27743,6 @@
                 <w:lang w:val="es-EC"/>
               </w:rPr>
             </w:pPr>
-            <w:proofErr w:type="spellStart"/>
             <w:r>
               <w:rPr>
                 <w:rFonts w:ascii="Verdana" w:hAnsi="Verdana"/>
@@ -28305,9 +27750,72 @@
                 <w:bCs/>
                 <w:lang w:val="es-EC"/>
               </w:rPr>
-              <w:t>To</w:t>
-            </w:r>
-            <w:proofErr w:type="spellEnd"/>
+              <w:t>To Do</w:t>
+            </w:r>
+          </w:p>
+        </w:tc>
+        <w:tc>
+          <w:tcPr>
+            <w:tcW w:w="0" w:type="auto"/>
+            <w:hideMark/>
+          </w:tcPr>
+          <w:p>
+            <w:pPr>
+              <w:spacing w:line="276" w:lineRule="auto"/>
+              <w:jc w:val="both"/>
+              <w:rPr>
+                <w:rFonts w:ascii="Verdana" w:hAnsi="Verdana"/>
+                <w:lang w:val="es-EC"/>
+              </w:rPr>
+            </w:pPr>
+            <w:r>
+              <w:rPr>
+                <w:rFonts w:ascii="Verdana" w:hAnsi="Verdana"/>
+                <w:lang w:val="es-EC"/>
+              </w:rPr>
+              <w:t>Contiene las historias seleccionadas para el Sprint que todavía no han comenzado.</w:t>
+            </w:r>
+          </w:p>
+        </w:tc>
+        <w:tc>
+          <w:tcPr>
+            <w:tcW w:w="0" w:type="auto"/>
+            <w:hideMark/>
+          </w:tcPr>
+          <w:p>
+            <w:pPr>
+              <w:spacing w:line="276" w:lineRule="auto"/>
+              <w:jc w:val="both"/>
+              <w:rPr>
+                <w:rFonts w:ascii="Verdana" w:hAnsi="Verdana"/>
+                <w:lang w:val="es-EC"/>
+              </w:rPr>
+            </w:pPr>
+            <w:r>
+              <w:rPr>
+                <w:rFonts w:ascii="Verdana" w:hAnsi="Verdana"/>
+                <w:lang w:val="es-EC"/>
+              </w:rPr>
+              <w:t>La historia debe tener descripción, responsable, épica y criterios de aceptación.</w:t>
+            </w:r>
+          </w:p>
+        </w:tc>
+      </w:tr>
+      <w:tr>
+        <w:tc>
+          <w:tcPr>
+            <w:tcW w:w="0" w:type="auto"/>
+            <w:hideMark/>
+          </w:tcPr>
+          <w:p>
+            <w:pPr>
+              <w:spacing w:line="276" w:lineRule="auto"/>
+              <w:jc w:val="both"/>
+              <w:rPr>
+                <w:rFonts w:ascii="Verdana" w:hAnsi="Verdana"/>
+                <w:lang w:val="es-EC"/>
+              </w:rPr>
+            </w:pPr>
             <w:r>
               <w:rPr>
                 <w:rFonts w:ascii="Verdana" w:hAnsi="Verdana"/>
@@ -28315,7 +27823,8 @@
                 <w:bCs/>
                 <w:lang w:val="es-EC"/>
               </w:rPr>
-              <w:t xml:space="preserve"> Do</w:t>
+              <w:lastRenderedPageBreak/>
+              <w:t>In Progress</w:t>
             </w:r>
           </w:p>
         </w:tc>
@@ -28338,7 +27847,7 @@
                 <w:rFonts w:ascii="Verdana" w:hAnsi="Verdana"/>
                 <w:lang w:val="es-EC"/>
               </w:rPr>
-              <w:t>Contiene las historias seleccionadas para el Sprint que todavía no han comenzado.</w:t>
+              <w:t>Representa las historias que están siendo desarrolladas por el integrante asignado.</w:t>
             </w:r>
           </w:p>
         </w:tc>
@@ -28361,7 +27870,7 @@
                 <w:rFonts w:ascii="Verdana" w:hAnsi="Verdana"/>
                 <w:lang w:val="es-EC"/>
               </w:rPr>
-              <w:t>La historia debe tener descripción, responsable, épica y criterios de aceptación.</w:t>
+              <w:t>El responsable debe haber iniciado efectivamente el trabajo.</w:t>
             </w:r>
           </w:p>
         </w:tc>
@@ -28388,104 +27897,8 @@
                 <w:bCs/>
                 <w:lang w:val="es-EC"/>
               </w:rPr>
-              <w:t xml:space="preserve">In </w:t>
-            </w:r>
-            <w:proofErr w:type="spellStart"/>
-            <w:r>
-              <w:rPr>
-                <w:rFonts w:ascii="Verdana" w:hAnsi="Verdana"/>
-                <w:b/>
-                <w:bCs/>
-                <w:lang w:val="es-EC"/>
-              </w:rPr>
-              <w:t>Progress</w:t>
-            </w:r>
-            <w:proofErr w:type="spellEnd"/>
-          </w:p>
-        </w:tc>
-        <w:tc>
-          <w:tcPr>
-            <w:tcW w:w="0" w:type="auto"/>
-            <w:hideMark/>
-          </w:tcPr>
-          <w:p>
-            <w:pPr>
-              <w:spacing w:line="276" w:lineRule="auto"/>
-              <w:jc w:val="both"/>
-              <w:rPr>
-                <w:rFonts w:ascii="Verdana" w:hAnsi="Verdana"/>
-                <w:lang w:val="es-EC"/>
-              </w:rPr>
-            </w:pPr>
-            <w:r>
-              <w:rPr>
-                <w:rFonts w:ascii="Verdana" w:hAnsi="Verdana"/>
-                <w:lang w:val="es-EC"/>
-              </w:rPr>
-              <w:t>Representa las historias que están siendo desarrolladas por el integrante asignado.</w:t>
-            </w:r>
-          </w:p>
-        </w:tc>
-        <w:tc>
-          <w:tcPr>
-            <w:tcW w:w="0" w:type="auto"/>
-            <w:hideMark/>
-          </w:tcPr>
-          <w:p>
-            <w:pPr>
-              <w:spacing w:line="276" w:lineRule="auto"/>
-              <w:jc w:val="both"/>
-              <w:rPr>
-                <w:rFonts w:ascii="Verdana" w:hAnsi="Verdana"/>
-                <w:lang w:val="es-EC"/>
-              </w:rPr>
-            </w:pPr>
-            <w:r>
-              <w:rPr>
-                <w:rFonts w:ascii="Verdana" w:hAnsi="Verdana"/>
-                <w:lang w:val="es-EC"/>
-              </w:rPr>
-              <w:t>El responsable debe haber iniciado efectivamente el trabajo.</w:t>
-            </w:r>
-          </w:p>
-        </w:tc>
-      </w:tr>
-      <w:tr>
-        <w:tc>
-          <w:tcPr>
-            <w:tcW w:w="0" w:type="auto"/>
-            <w:hideMark/>
-          </w:tcPr>
-          <w:p>
-            <w:pPr>
-              <w:spacing w:line="276" w:lineRule="auto"/>
-              <w:jc w:val="both"/>
-              <w:rPr>
-                <w:rFonts w:ascii="Verdana" w:hAnsi="Verdana"/>
-                <w:lang w:val="es-EC"/>
-              </w:rPr>
-            </w:pPr>
-            <w:r>
-              <w:rPr>
-                <w:rFonts w:ascii="Verdana" w:hAnsi="Verdana"/>
-                <w:b/>
-                <w:bCs/>
-                <w:lang w:val="es-EC"/>
-              </w:rPr>
-              <w:lastRenderedPageBreak/>
-              <w:t xml:space="preserve">In </w:t>
-            </w:r>
-            <w:proofErr w:type="spellStart"/>
-            <w:r>
-              <w:rPr>
-                <w:rFonts w:ascii="Verdana" w:hAnsi="Verdana"/>
-                <w:b/>
-                <w:bCs/>
-                <w:lang w:val="es-EC"/>
-              </w:rPr>
-              <w:t>Review</w:t>
-            </w:r>
-            <w:proofErr w:type="spellEnd"/>
+              <w:t>In Review</w:t>
+            </w:r>
           </w:p>
         </w:tc>
         <w:tc>
@@ -28621,35 +28034,7 @@
         <w:rPr>
           <w:rFonts w:ascii="Verdana" w:hAnsi="Verdana"/>
         </w:rPr>
-        <w:t xml:space="preserve">El </w:t>
-      </w:r>
-      <w:proofErr w:type="spellStart"/>
-      <w:r>
-        <w:rPr>
-          <w:rFonts w:ascii="Verdana" w:hAnsi="Verdana"/>
-        </w:rPr>
-        <w:t>flujo</w:t>
-      </w:r>
-      <w:proofErr w:type="spellEnd"/>
-      <w:r>
-        <w:rPr>
-          <w:rFonts w:ascii="Verdana" w:hAnsi="Verdana"/>
-        </w:rPr>
-        <w:t xml:space="preserve"> habitual </w:t>
-      </w:r>
-      <w:proofErr w:type="spellStart"/>
-      <w:r>
-        <w:rPr>
-          <w:rFonts w:ascii="Verdana" w:hAnsi="Verdana"/>
-        </w:rPr>
-        <w:t>será</w:t>
-      </w:r>
-      <w:proofErr w:type="spellEnd"/>
-      <w:r>
-        <w:rPr>
-          <w:rFonts w:ascii="Verdana" w:hAnsi="Verdana"/>
-        </w:rPr>
-        <w:t>:</w:t>
+        <w:t>El flujo habitual será:</w:t>
       </w:r>
     </w:p>
     <w:p>
@@ -28733,7 +28118,6 @@
         </w:rPr>
         <w:t xml:space="preserve">Los integrantes del equipo deberán mantener actualizado el estado de sus historias en Jira. Ninguna tarjeta deberá trasladarse directamente desde </w:t>
       </w:r>
-      <w:proofErr w:type="spellStart"/>
       <w:r>
         <w:rPr>
           <w:rFonts w:ascii="Verdana" w:hAnsi="Verdana"/>
@@ -28741,9 +28125,15 @@
           <w:bCs/>
           <w:lang w:val="es-EC"/>
         </w:rPr>
-        <w:t>To</w:t>
+        <w:t>To Do</w:t>
       </w:r>
-      <w:proofErr w:type="spellEnd"/>
+      <w:r>
+        <w:rPr>
+          <w:rFonts w:ascii="Verdana" w:hAnsi="Verdana"/>
+          <w:lang w:val="es-EC"/>
+        </w:rPr>
+        <w:t xml:space="preserve"> hasta </w:t>
+      </w:r>
       <w:r>
         <w:rPr>
           <w:rFonts w:ascii="Verdana" w:hAnsi="Verdana"/>
@@ -28751,22 +28141,6 @@
           <w:bCs/>
           <w:lang w:val="es-EC"/>
         </w:rPr>
-        <w:t xml:space="preserve"> Do</w:t>
-      </w:r>
-      <w:r>
-        <w:rPr>
-          <w:rFonts w:ascii="Verdana" w:hAnsi="Verdana"/>
-          <w:lang w:val="es-EC"/>
-        </w:rPr>
-        <w:t xml:space="preserve"> hasta </w:t>
-      </w:r>
-      <w:r>
-        <w:rPr>
-          <w:rFonts w:ascii="Verdana" w:hAnsi="Verdana"/>
-          <w:b/>
-          <w:bCs/>
-          <w:lang w:val="es-EC"/>
-        </w:rPr>
         <w:t>Done</w:t>
       </w:r>
       <w:r>
@@ -28791,23 +28165,7 @@
           <w:rFonts w:ascii="Verdana" w:hAnsi="Verdana"/>
           <w:lang w:val="es-EC"/>
         </w:rPr>
-        <w:t xml:space="preserve">El Scrum Master supervisará el avance general y apoyará en la resolución de bloqueos. El </w:t>
-      </w:r>
-      <w:proofErr w:type="spellStart"/>
-      <w:r>
-        <w:rPr>
-          <w:rFonts w:ascii="Verdana" w:hAnsi="Verdana"/>
-          <w:lang w:val="es-EC"/>
-        </w:rPr>
-        <w:t>Product</w:t>
-      </w:r>
-      <w:proofErr w:type="spellEnd"/>
-      <w:r>
-        <w:rPr>
-          <w:rFonts w:ascii="Verdana" w:hAnsi="Verdana"/>
-          <w:lang w:val="es-EC"/>
-        </w:rPr>
-        <w:t xml:space="preserve"> Owner revisará los resultados funcionales y validará el cumplimiento de las historias. Los responsables técnicos desarrollarán las actividades asignadas y el responsable de calidad verificará los criterios de aceptación antes de cerrar cada historia.</w:t>
+        <w:t>El Scrum Master supervisará el avance general y apoyará en la resolución de bloqueos. El Product Owner revisará los resultados funcionales y validará el cumplimiento de las historias. Los responsables técnicos desarrollarán las actividades asignadas y el responsable de calidad verificará los criterios de aceptación antes de cerrar cada historia.</w:t>
       </w:r>
     </w:p>
     <w:p>
@@ -28953,23 +28311,7 @@
           <w:rFonts w:ascii="Verdana" w:hAnsi="Verdana"/>
           <w:lang w:val="es-EC"/>
         </w:rPr>
-        <w:t xml:space="preserve">Las historias incompletas al cierre del Sprint deben regresar al </w:t>
-      </w:r>
-      <w:proofErr w:type="spellStart"/>
-      <w:r>
-        <w:rPr>
-          <w:rFonts w:ascii="Verdana" w:hAnsi="Verdana"/>
-          <w:lang w:val="es-EC"/>
-        </w:rPr>
-        <w:t>Product</w:t>
-      </w:r>
-      <w:proofErr w:type="spellEnd"/>
-      <w:r>
-        <w:rPr>
-          <w:rFonts w:ascii="Verdana" w:hAnsi="Verdana"/>
-          <w:lang w:val="es-EC"/>
-        </w:rPr>
-        <w:t xml:space="preserve"> Backlog o ser replanificadas. </w:t>
+        <w:t xml:space="preserve">Las historias incompletas al cierre del Sprint deben regresar al Product Backlog o ser replanificadas. </w:t>
       </w:r>
     </w:p>
     <w:p>
@@ -28999,49 +28341,6 @@
           <w:lang w:val="es-EC"/>
         </w:rPr>
       </w:pPr>
-      <w:r>
-        <w:rPr>
-          <w:rFonts w:ascii="Verdana" w:hAnsi="Verdana"/>
-          <w:noProof/>
-          <w:lang w:val="es-EC"/>
-        </w:rPr>
-        <w:lastRenderedPageBreak/>
-        <w:drawing>
-          <wp:inline distT="0" distB="0" distL="0" distR="0" wp14:anchorId="7AA4B728" wp14:editId="1C136A27">
-            <wp:extent cx="5943600" cy="3894455"/>
-            <wp:effectExtent l="0" t="0" r="0" b="0"/>
-            <wp:docPr id="1082835387" name="Imagen 1"/>
-            <wp:cNvGraphicFramePr>
-              <a:graphicFrameLocks xmlns:a="http://schemas.openxmlformats.org/drawingml/2006/main" noChangeAspect="1"/>
-            </wp:cNvGraphicFramePr>
-            <a:graphic xmlns:a="http://schemas.openxmlformats.org/drawingml/2006/main">
-              <a:graphicData uri="http://schemas.openxmlformats.org/drawingml/2006/picture">
-                <pic:pic xmlns:pic="http://schemas.openxmlformats.org/drawingml/2006/picture">
-                  <pic:nvPicPr>
-                    <pic:cNvPr id="1082835387" name=""/>
-                    <pic:cNvPicPr/>
-                  </pic:nvPicPr>
-                  <pic:blipFill>
-                    <a:blip r:embed="rId9"/>
-                    <a:stretch>
-                      <a:fillRect/>
-                    </a:stretch>
-                  </pic:blipFill>
-                  <pic:spPr>
-                    <a:xfrm>
-                      <a:off x="0" y="0"/>
-                      <a:ext cx="5943600" cy="3894455"/>
-                    </a:xfrm>
-                    <a:prstGeom prst="rect">
-                      <a:avLst/>
-                    </a:prstGeom>
-                  </pic:spPr>
-                </pic:pic>
-              </a:graphicData>
-            </a:graphic>
-          </wp:inline>
-        </w:drawing>
-      </w:r>
     </w:p>
     <w:bookmarkEnd w:id="36"/>
     <w:p>
